--- a/gareus_thermodynamic_validity_2d_rough_report.docx
+++ b/gareus_thermodynamic_validity_2d_rough_report.docx
@@ -1798,7 +1798,7 @@
     </w:p>
     <w:p>
       <w:r>
-        <w:t>Pure-NumPy backends ("numpy", "anderson") were empirically too slow to compare directly on the full 364-window/182,000-sample control problem (minutes, vs seconds for the Numba-accelerated backends) — this section instead compares every backend on a smaller, subsampled version of the SAME real MD data (every 7th window, 120 samples/window -&gt; K=52, N=6240), so every solver, including the slow ones, finishes in a reasonable time. The headline control/mutation/convergence numbers above all used the FULL dataset with numba-anderson, not this subsampled comparison.</w:t>
+        <w:t>Pure-NumPy backends ("numpy", "anderson") were empirically too slow to compare directly on the full 364-window/182,000-sample control problem (minutes, vs seconds for the Numba-accelerated backends) — this section instead compares every backend on a smaller, subsampled version of the SAME real MD data (every 7th window, 120 samples/window -&gt; K=52, N=6240), so every solver, including the slow ones, finishes in a reasonable time. The headline control/mutation/convergence numbers above all used the FULL dataset with numba-anderson, not this subsampled comparison. Because it is a much smaller, sparser problem (52 of 364 windows), its own RMS-vs-truth values are not comparable to Sections 1-3's — this section is about solver-to-solver agreement, not a second accuracy headline.</w:t>
       </w:r>
     </w:p>
     <w:tbl>
@@ -1916,7 +1916,7 @@
               <w:rPr>
                 <w:sz w:val="17"/>
               </w:rPr>
-              <w:t>24.11s</w:t>
+              <w:t>23.84s</w:t>
             </w:r>
           </w:p>
         </w:tc>
@@ -1988,7 +1988,7 @@
               <w:rPr>
                 <w:sz w:val="17"/>
               </w:rPr>
-              <w:t>3.50s</w:t>
+              <w:t>3.53s</w:t>
             </w:r>
           </w:p>
         </w:tc>
@@ -2060,7 +2060,7 @@
               <w:rPr>
                 <w:sz w:val="17"/>
               </w:rPr>
-              <w:t>1.98s</w:t>
+              <w:t>2.02s</w:t>
             </w:r>
           </w:p>
         </w:tc>
@@ -2132,7 +2132,7 @@
               <w:rPr>
                 <w:sz w:val="17"/>
               </w:rPr>
-              <w:t>0.20s</w:t>
+              <w:t>0.22s</w:t>
             </w:r>
           </w:p>
         </w:tc>
@@ -2204,7 +2204,7 @@
               <w:rPr>
                 <w:sz w:val="17"/>
               </w:rPr>
-              <w:t>1.68s</w:t>
+              <w:t>1.67s</w:t>
             </w:r>
           </w:p>
         </w:tc>
@@ -2602,14 +2602,19 @@
     </w:tbl>
     <w:p>
       <w:r>
-        <w:t>Finding: the plain fixed-point backends (numpy, numba) did NOT converge within the 3000-iteration cap on this real, noisy, multi-basin dataset, and their (unconverged) recovered PMFs disagree with the accelerated/quasi-Newton backends (anderson, numba-anderson, lbfgs — which agree with each other essentially exactly). Anderson/DIIS mixing or L-BFGS is not just a speed optimization here; on a rough real surface, plain fixed-point iteration within a practical iteration budget can silently hand back an under-converged, measurably wrong PMF while still returning without error. Prefer an accelerated backend (or raise the iteration cap and check 'converged') whenever the free-energy surface is not a simple, well-conditioned single well.</w:t>
+        <w:t>Finding: the plain fixed-point backends (numpy, numba) did NOT converge within the 3000-iteration cap on this real, noisy, multi-basin dataset. The accelerated/quasi-Newton backends (anderson, numba-anderson, lbfgs) DID converge and agree with each other to within 1.8e+00 kcal/mol — mutual agreement between independent algorithms reaching the same fixed point, the actual cross-validation signal here.</w:t>
+      </w:r>
+    </w:p>
+    <w:p>
+      <w:r>
+        <w:t>Caution on reading the RMS-vs-truth column above: the non-converged backends happen to show a LOWER RMS-vs-truth than the converged ones on this particular subsampled problem (visible in the right panel below, colored by converged status, not accuracy). That is not evidence they are more accurate — an unconverged fixed-point iterate is an arbitrary intermediate point on the way to an answer, and whether it happens to sit closer to the truth than the converged answer is not something this one run can generalize from. The trustworthy signals in this section are wall time and converged-backend agreement, not this RMS column; whether a backend reports converged=True is what should gate trust, not how its RMS-vs-truth happens to compare on one sparse subsampled run.</w:t>
       </w:r>
     </w:p>
     <w:p>
       <w:r>
         <w:drawing>
           <wp:inline xmlns:a="http://schemas.openxmlformats.org/drawingml/2006/main" xmlns:pic="http://schemas.openxmlformats.org/drawingml/2006/picture">
-            <wp:extent cx="6035040" cy="2414016"/>
+            <wp:extent cx="6035040" cy="2534717"/>
             <wp:docPr id="3" name="Picture 3"/>
             <wp:cNvGraphicFramePr>
               <a:graphicFrameLocks noChangeAspect="1"/>
@@ -2630,7 +2635,7 @@
                   <pic:spPr>
                     <a:xfrm>
                       <a:off x="0" y="0"/>
-                      <a:ext cx="6035040" cy="2414016"/>
+                      <a:ext cx="6035040" cy="2534717"/>
                     </a:xfrm>
                     <a:prstGeom prst="rect"/>
                   </pic:spPr>

--- a/gareus_thermodynamic_validity_2d_rough_report.docx
+++ b/gareus_thermodynamic_validity_2d_rough_report.docx
@@ -33,7 +33,7 @@
     </w:p>
     <w:p>
       <w:r>
-        <w:t>Result: control recovers the full surface with pointwise RMS(F-V)=0.157 kcal/mol (ESS 28.3%, 60.4% of bins adequately sampled). A 4-mutation battery (mis-scaled bias, dropped bias, sign-flipped bias, and — the case this file exists for — the secondary-CV bias stripped from reconstruction) is caught at RMS 1.3-64 kcal/mol, 8x-400x the control. Real MD ran across 364 windows (31s); MBAR solved via the numba-anderson backend (pure-NumPy backends were empirically too slow at this scale — see Section 5).</w:t>
+        <w:t>Result: control recovers the full surface with pointwise RMS(F-V)=0.097 kcal/mol (ESS 28.1%, 66.3% of bins adequately sampled). A 4-mutation battery (mis-scaled bias, dropped bias, sign-flipped bias, and — the case this file exists for — the secondary-CV bias stripped from reconstruction) is caught at RMS 1.3-64 kcal/mol, 8x-400x the control. Real MD ran across 364 windows (87s); MBAR solved via the numba-anderson backend (pure-NumPy backends were empirically too slow at this scale — see Section 5).</w:t>
       </w:r>
     </w:p>
     <w:p>
@@ -213,7 +213,7 @@
               <w:rPr>
                 <w:sz w:val="17"/>
               </w:rPr>
-              <w:t>0.117</w:t>
+              <w:t>0.166</w:t>
             </w:r>
           </w:p>
         </w:tc>
@@ -227,7 +227,7 @@
               <w:rPr>
                 <w:sz w:val="17"/>
               </w:rPr>
-              <w:t>0.086</w:t>
+              <w:t>0.165</w:t>
             </w:r>
           </w:p>
         </w:tc>
@@ -241,7 +241,7 @@
               <w:rPr>
                 <w:sz w:val="17"/>
               </w:rPr>
-              <w:t>-0.031</w:t>
+              <w:t>-0.001</w:t>
             </w:r>
           </w:p>
         </w:tc>
@@ -255,7 +255,7 @@
               <w:rPr>
                 <w:sz w:val="17"/>
               </w:rPr>
-              <w:t>0.023</w:t>
+              <w:t>0.018</w:t>
             </w:r>
           </w:p>
         </w:tc>
@@ -285,7 +285,7 @@
               <w:rPr>
                 <w:sz w:val="17"/>
               </w:rPr>
-              <w:t>0.437</w:t>
+              <w:t>0.395</w:t>
             </w:r>
           </w:p>
         </w:tc>
@@ -299,7 +299,7 @@
               <w:rPr>
                 <w:sz w:val="17"/>
               </w:rPr>
-              <w:t>0.541</w:t>
+              <w:t>0.485</w:t>
             </w:r>
           </w:p>
         </w:tc>
@@ -313,7 +313,7 @@
               <w:rPr>
                 <w:sz w:val="17"/>
               </w:rPr>
-              <w:t>+0.105</w:t>
+              <w:t>+0.090</w:t>
             </w:r>
           </w:p>
         </w:tc>
@@ -327,7 +327,7 @@
               <w:rPr>
                 <w:sz w:val="17"/>
               </w:rPr>
-              <w:t>0.021</w:t>
+              <w:t>0.017</w:t>
             </w:r>
           </w:p>
         </w:tc>
@@ -357,7 +357,7 @@
               <w:rPr>
                 <w:sz w:val="17"/>
               </w:rPr>
-              <w:t>5.679</w:t>
+              <w:t>5.695</w:t>
             </w:r>
           </w:p>
         </w:tc>
@@ -371,7 +371,7 @@
               <w:rPr>
                 <w:sz w:val="17"/>
               </w:rPr>
-              <w:t>5.589</w:t>
+              <w:t>5.731</w:t>
             </w:r>
           </w:p>
         </w:tc>
@@ -385,7 +385,7 @@
               <w:rPr>
                 <w:sz w:val="17"/>
               </w:rPr>
-              <w:t>-0.090</w:t>
+              <w:t>+0.036</w:t>
             </w:r>
           </w:p>
         </w:tc>
@@ -399,7 +399,7 @@
               <w:rPr>
                 <w:sz w:val="17"/>
               </w:rPr>
-              <w:t>0.013</w:t>
+              <w:t>0.011</w:t>
             </w:r>
           </w:p>
         </w:tc>
@@ -429,7 +429,7 @@
               <w:rPr>
                 <w:sz w:val="17"/>
               </w:rPr>
-              <w:t>6.049</w:t>
+              <w:t>6.080</w:t>
             </w:r>
           </w:p>
         </w:tc>
@@ -443,7 +443,7 @@
               <w:rPr>
                 <w:sz w:val="17"/>
               </w:rPr>
-              <w:t>6.436</w:t>
+              <w:t>6.169</w:t>
             </w:r>
           </w:p>
         </w:tc>
@@ -457,7 +457,7 @@
               <w:rPr>
                 <w:sz w:val="17"/>
               </w:rPr>
-              <w:t>+0.387</w:t>
+              <w:t>+0.089</w:t>
             </w:r>
           </w:p>
         </w:tc>
@@ -471,7 +471,7 @@
               <w:rPr>
                 <w:sz w:val="17"/>
               </w:rPr>
-              <w:t>0.007</w:t>
+              <w:t>0.018</w:t>
             </w:r>
           </w:p>
         </w:tc>
@@ -501,7 +501,7 @@
               <w:rPr>
                 <w:sz w:val="17"/>
               </w:rPr>
-              <w:t>5.963</w:t>
+              <w:t>6.059</w:t>
             </w:r>
           </w:p>
         </w:tc>
@@ -515,7 +515,7 @@
               <w:rPr>
                 <w:sz w:val="17"/>
               </w:rPr>
-              <w:t>6.050</w:t>
+              <w:t>6.361</w:t>
             </w:r>
           </w:p>
         </w:tc>
@@ -529,7 +529,7 @@
               <w:rPr>
                 <w:sz w:val="17"/>
               </w:rPr>
-              <w:t>+0.087</w:t>
+              <w:t>+0.302</w:t>
             </w:r>
           </w:p>
         </w:tc>
@@ -543,7 +543,7 @@
               <w:rPr>
                 <w:sz w:val="17"/>
               </w:rPr>
-              <w:t>0.020</w:t>
+              <w:t>0.005</w:t>
             </w:r>
           </w:p>
         </w:tc>
@@ -573,7 +573,7 @@
               <w:rPr>
                 <w:sz w:val="17"/>
               </w:rPr>
-              <w:t>0.273</w:t>
+              <w:t>0.341</w:t>
             </w:r>
           </w:p>
         </w:tc>
@@ -587,7 +587,7 @@
               <w:rPr>
                 <w:sz w:val="17"/>
               </w:rPr>
-              <w:t>0.261</w:t>
+              <w:t>0.396</w:t>
             </w:r>
           </w:p>
         </w:tc>
@@ -601,7 +601,7 @@
               <w:rPr>
                 <w:sz w:val="17"/>
               </w:rPr>
-              <w:t>-0.012</w:t>
+              <w:t>+0.055</w:t>
             </w:r>
           </w:p>
         </w:tc>
@@ -615,7 +615,7 @@
               <w:rPr>
                 <w:sz w:val="17"/>
               </w:rPr>
-              <w:t>0.021</w:t>
+              <w:t>0.024</w:t>
             </w:r>
           </w:p>
         </w:tc>
@@ -645,7 +645,7 @@
               <w:rPr>
                 <w:sz w:val="17"/>
               </w:rPr>
-              <w:t>1.259</w:t>
+              <w:t>1.228</w:t>
             </w:r>
           </w:p>
         </w:tc>
@@ -659,7 +659,7 @@
               <w:rPr>
                 <w:sz w:val="17"/>
               </w:rPr>
-              <w:t>1.406</w:t>
+              <w:t>1.271</w:t>
             </w:r>
           </w:p>
         </w:tc>
@@ -673,7 +673,7 @@
               <w:rPr>
                 <w:sz w:val="17"/>
               </w:rPr>
-              <w:t>+0.147</w:t>
+              <w:t>+0.044</w:t>
             </w:r>
           </w:p>
         </w:tc>
@@ -717,7 +717,7 @@
               <w:rPr>
                 <w:sz w:val="17"/>
               </w:rPr>
-              <w:t>2.864</w:t>
+              <w:t>2.891</w:t>
             </w:r>
           </w:p>
         </w:tc>
@@ -731,7 +731,7 @@
               <w:rPr>
                 <w:sz w:val="17"/>
               </w:rPr>
-              <w:t>2.827</w:t>
+              <w:t>2.938</w:t>
             </w:r>
           </w:p>
         </w:tc>
@@ -745,7 +745,7 @@
               <w:rPr>
                 <w:sz w:val="17"/>
               </w:rPr>
-              <w:t>-0.036</w:t>
+              <w:t>+0.047</w:t>
             </w:r>
           </w:p>
         </w:tc>
@@ -759,7 +759,7 @@
               <w:rPr>
                 <w:sz w:val="17"/>
               </w:rPr>
-              <w:t>0.006</w:t>
+              <w:t>0.001</w:t>
             </w:r>
           </w:p>
         </w:tc>
@@ -888,7 +888,7 @@
               <w:rPr>
                 <w:sz w:val="16"/>
               </w:rPr>
-              <w:t>0.157</w:t>
+              <w:t>0.097</w:t>
             </w:r>
           </w:p>
         </w:tc>
@@ -902,7 +902,7 @@
               <w:rPr>
                 <w:sz w:val="16"/>
               </w:rPr>
-              <w:t>28.3%</w:t>
+              <w:t>28.1%</w:t>
             </w:r>
           </w:p>
         </w:tc>
@@ -960,7 +960,7 @@
               <w:rPr>
                 <w:sz w:val="16"/>
               </w:rPr>
-              <w:t>1.304</w:t>
+              <w:t>1.377</w:t>
             </w:r>
           </w:p>
         </w:tc>
@@ -974,7 +974,7 @@
               <w:rPr>
                 <w:sz w:val="16"/>
               </w:rPr>
-              <w:t>35.3%</w:t>
+              <w:t>36.2%</w:t>
             </w:r>
           </w:p>
         </w:tc>
@@ -1032,7 +1032,7 @@
               <w:rPr>
                 <w:sz w:val="16"/>
               </w:rPr>
-              <w:t>3.482</w:t>
+              <w:t>3.491</w:t>
             </w:r>
           </w:p>
         </w:tc>
@@ -1104,7 +1104,7 @@
               <w:rPr>
                 <w:sz w:val="16"/>
               </w:rPr>
-              <w:t>64.150</w:t>
+              <w:t>70.515</w:t>
             </w:r>
           </w:p>
         </w:tc>
@@ -1176,7 +1176,7 @@
               <w:rPr>
                 <w:sz w:val="16"/>
               </w:rPr>
-              <w:t>1.404</w:t>
+              <w:t>1.398</w:t>
             </w:r>
           </w:p>
         </w:tc>
@@ -1190,7 +1190,7 @@
               <w:rPr>
                 <w:sz w:val="16"/>
               </w:rPr>
-              <w:t>49.9%</w:t>
+              <w:t>49.0%</w:t>
             </w:r>
           </w:p>
         </w:tc>
@@ -1344,7 +1344,7 @@
               <w:rPr>
                 <w:sz w:val="17"/>
               </w:rPr>
-              <w:t>0.377</w:t>
+              <w:t>0.223</w:t>
             </w:r>
           </w:p>
         </w:tc>
@@ -1358,7 +1358,7 @@
               <w:rPr>
                 <w:sz w:val="17"/>
               </w:rPr>
-              <w:t>27.3%</w:t>
+              <w:t>28.5%</w:t>
             </w:r>
           </w:p>
         </w:tc>
@@ -1372,7 +1372,7 @@
               <w:rPr>
                 <w:sz w:val="17"/>
               </w:rPr>
-              <w:t>11.6%</w:t>
+              <w:t>57.7%</w:t>
             </w:r>
           </w:p>
         </w:tc>
@@ -1416,7 +1416,7 @@
               <w:rPr>
                 <w:sz w:val="17"/>
               </w:rPr>
-              <w:t>0.341</w:t>
+              <w:t>0.157</w:t>
             </w:r>
           </w:p>
         </w:tc>
@@ -1444,7 +1444,7 @@
               <w:rPr>
                 <w:sz w:val="17"/>
               </w:rPr>
-              <w:t>34.7%</w:t>
+              <w:t>60.5%</w:t>
             </w:r>
           </w:p>
         </w:tc>
@@ -1488,7 +1488,7 @@
               <w:rPr>
                 <w:sz w:val="17"/>
               </w:rPr>
-              <w:t>0.282</w:t>
+              <w:t>0.131</w:t>
             </w:r>
           </w:p>
         </w:tc>
@@ -1502,7 +1502,7 @@
               <w:rPr>
                 <w:sz w:val="17"/>
               </w:rPr>
-              <w:t>28.3%</w:t>
+              <w:t>28.5%</w:t>
             </w:r>
           </w:p>
         </w:tc>
@@ -1516,7 +1516,7 @@
               <w:rPr>
                 <w:sz w:val="17"/>
               </w:rPr>
-              <w:t>47.2%</w:t>
+              <w:t>62.3%</w:t>
             </w:r>
           </w:p>
         </w:tc>
@@ -1560,7 +1560,7 @@
               <w:rPr>
                 <w:sz w:val="17"/>
               </w:rPr>
-              <w:t>0.255</w:t>
+              <w:t>0.125</w:t>
             </w:r>
           </w:p>
         </w:tc>
@@ -1574,7 +1574,7 @@
               <w:rPr>
                 <w:sz w:val="17"/>
               </w:rPr>
-              <w:t>28.2%</w:t>
+              <w:t>27.7%</w:t>
             </w:r>
           </w:p>
         </w:tc>
@@ -1588,7 +1588,7 @@
               <w:rPr>
                 <w:sz w:val="17"/>
               </w:rPr>
-              <w:t>57.7%</w:t>
+              <w:t>63.9%</w:t>
             </w:r>
           </w:p>
         </w:tc>
@@ -1632,7 +1632,7 @@
               <w:rPr>
                 <w:sz w:val="17"/>
               </w:rPr>
-              <w:t>0.176</w:t>
+              <w:t>0.115</w:t>
             </w:r>
           </w:p>
         </w:tc>
@@ -1646,7 +1646,7 @@
               <w:rPr>
                 <w:sz w:val="17"/>
               </w:rPr>
-              <w:t>28.6%</w:t>
+              <w:t>27.8%</w:t>
             </w:r>
           </w:p>
         </w:tc>
@@ -1660,7 +1660,7 @@
               <w:rPr>
                 <w:sz w:val="17"/>
               </w:rPr>
-              <w:t>59.8%</w:t>
+              <w:t>65.3%</w:t>
             </w:r>
           </w:p>
         </w:tc>
@@ -1704,7 +1704,7 @@
               <w:rPr>
                 <w:sz w:val="17"/>
               </w:rPr>
-              <w:t>0.157</w:t>
+              <w:t>0.097</w:t>
             </w:r>
           </w:p>
         </w:tc>
@@ -1718,7 +1718,7 @@
               <w:rPr>
                 <w:sz w:val="17"/>
               </w:rPr>
-              <w:t>28.3%</w:t>
+              <w:t>28.1%</w:t>
             </w:r>
           </w:p>
         </w:tc>
@@ -1732,7 +1732,7 @@
               <w:rPr>
                 <w:sz w:val="17"/>
               </w:rPr>
-              <w:t>60.4%</w:t>
+              <w:t>66.3%</w:t>
             </w:r>
           </w:p>
         </w:tc>
@@ -1798,7 +1798,7 @@
     </w:p>
     <w:p>
       <w:r>
-        <w:t>Pure-NumPy backends ("numpy", "anderson") were empirically too slow to compare directly on the full 364-window/182,000-sample control problem (minutes, vs seconds for the Numba-accelerated backends) — this section instead compares every backend on a smaller, subsampled version of the SAME real MD data (every 7th window, 120 samples/window -&gt; K=52, N=6240), so every solver, including the slow ones, finishes in a reasonable time. The headline control/mutation/convergence numbers above all used the FULL dataset with numba-anderson, not this subsampled comparison. Because it is a much smaller, sparser problem (52 of 364 windows), its own RMS-vs-truth values are not comparable to Sections 1-3's — this section is about solver-to-solver agreement, not a second accuracy headline.</w:t>
+        <w:t>Pure-NumPy backends ("numpy", "anderson") were empirically too slow to compare directly on the full 364-window/910,000-sample control problem (minutes, vs seconds for the Numba-accelerated backends) — this section instead compares every backend on a smaller, subsampled version of the SAME real MD data (every 7th window, 120 samples/window -&gt; K=52, N=6240), so every solver, including the slow ones, finishes in a reasonable time. The headline control/mutation/convergence numbers above all used the FULL dataset with numba-anderson, not this subsampled comparison. Because it is a much smaller, sparser problem (52 of 364 windows), its own RMS-vs-truth values are not comparable to Sections 1-3's — this section is about solver-to-solver agreement, not a second accuracy headline.</w:t>
       </w:r>
     </w:p>
     <w:tbl>
@@ -1916,7 +1916,7 @@
               <w:rPr>
                 <w:sz w:val="17"/>
               </w:rPr>
-              <w:t>23.84s</w:t>
+              <w:t>11.21s</w:t>
             </w:r>
           </w:p>
         </w:tc>
@@ -1958,7 +1958,7 @@
               <w:rPr>
                 <w:sz w:val="17"/>
               </w:rPr>
-              <w:t>0.542</w:t>
+              <w:t>0.705</w:t>
             </w:r>
           </w:p>
         </w:tc>
@@ -1988,7 +1988,7 @@
               <w:rPr>
                 <w:sz w:val="17"/>
               </w:rPr>
-              <w:t>3.53s</w:t>
+              <w:t>1.08s</w:t>
             </w:r>
           </w:p>
         </w:tc>
@@ -2002,7 +2002,7 @@
               <w:rPr>
                 <w:sz w:val="17"/>
               </w:rPr>
-              <w:t>435</w:t>
+              <w:t>292</w:t>
             </w:r>
           </w:p>
         </w:tc>
@@ -2030,7 +2030,7 @@
               <w:rPr>
                 <w:sz w:val="17"/>
               </w:rPr>
-              <w:t>1.623</w:t>
+              <w:t>0.948</w:t>
             </w:r>
           </w:p>
         </w:tc>
@@ -2060,7 +2060,7 @@
               <w:rPr>
                 <w:sz w:val="17"/>
               </w:rPr>
-              <w:t>2.02s</w:t>
+              <w:t>1.79s</w:t>
             </w:r>
           </w:p>
         </w:tc>
@@ -2102,7 +2102,7 @@
               <w:rPr>
                 <w:sz w:val="17"/>
               </w:rPr>
-              <w:t>0.542</w:t>
+              <w:t>0.705</w:t>
             </w:r>
           </w:p>
         </w:tc>
@@ -2132,7 +2132,7 @@
               <w:rPr>
                 <w:sz w:val="17"/>
               </w:rPr>
-              <w:t>0.22s</w:t>
+              <w:t>0.26s</w:t>
             </w:r>
           </w:p>
         </w:tc>
@@ -2146,7 +2146,7 @@
               <w:rPr>
                 <w:sz w:val="17"/>
               </w:rPr>
-              <w:t>275</w:t>
+              <w:t>387</w:t>
             </w:r>
           </w:p>
         </w:tc>
@@ -2174,7 +2174,7 @@
               <w:rPr>
                 <w:sz w:val="17"/>
               </w:rPr>
-              <w:t>1.623</w:t>
+              <w:t>0.948</w:t>
             </w:r>
           </w:p>
         </w:tc>
@@ -2204,7 +2204,7 @@
               <w:rPr>
                 <w:sz w:val="17"/>
               </w:rPr>
-              <w:t>1.67s</w:t>
+              <w:t>0.66s</w:t>
             </w:r>
           </w:p>
         </w:tc>
@@ -2218,7 +2218,7 @@
               <w:rPr>
                 <w:sz w:val="17"/>
               </w:rPr>
-              <w:t>204</w:t>
+              <w:t>179</w:t>
             </w:r>
           </w:p>
         </w:tc>
@@ -2246,7 +2246,7 @@
               <w:rPr>
                 <w:sz w:val="17"/>
               </w:rPr>
-              <w:t>1.623</w:t>
+              <w:t>0.948</w:t>
             </w:r>
           </w:p>
         </w:tc>
@@ -2324,7 +2324,7 @@
               <w:rPr>
                 <w:sz w:val="17"/>
               </w:rPr>
-              <w:t>1.7602 kcal/mol</w:t>
+              <w:t>0.4936 kcal/mol</w:t>
             </w:r>
           </w:p>
         </w:tc>
@@ -2384,7 +2384,7 @@
               <w:rPr>
                 <w:sz w:val="17"/>
               </w:rPr>
-              <w:t>1.7601 kcal/mol</w:t>
+              <w:t>0.4936 kcal/mol</w:t>
             </w:r>
           </w:p>
         </w:tc>
@@ -2414,7 +2414,7 @@
               <w:rPr>
                 <w:sz w:val="17"/>
               </w:rPr>
-              <w:t>1.7601 kcal/mol</w:t>
+              <w:t>0.4936 kcal/mol</w:t>
             </w:r>
           </w:p>
         </w:tc>
@@ -2444,7 +2444,7 @@
               <w:rPr>
                 <w:sz w:val="17"/>
               </w:rPr>
-              <w:t>1.7602 kcal/mol</w:t>
+              <w:t>0.4936 kcal/mol</w:t>
             </w:r>
           </w:p>
         </w:tc>
@@ -2474,7 +2474,7 @@
               <w:rPr>
                 <w:sz w:val="17"/>
               </w:rPr>
-              <w:t>0.0001 kcal/mol</w:t>
+              <w:t>0.0000 kcal/mol</w:t>
             </w:r>
           </w:p>
         </w:tc>
@@ -2504,7 +2504,7 @@
               <w:rPr>
                 <w:sz w:val="17"/>
               </w:rPr>
-              <w:t>0.0001 kcal/mol</w:t>
+              <w:t>0.0000 kcal/mol</w:t>
             </w:r>
           </w:p>
         </w:tc>
@@ -2534,7 +2534,7 @@
               <w:rPr>
                 <w:sz w:val="17"/>
               </w:rPr>
-              <w:t>1.7601 kcal/mol</w:t>
+              <w:t>0.4936 kcal/mol</w:t>
             </w:r>
           </w:p>
         </w:tc>
@@ -2564,7 +2564,7 @@
               <w:rPr>
                 <w:sz w:val="17"/>
               </w:rPr>
-              <w:t>1.7601 kcal/mol</w:t>
+              <w:t>0.4936 kcal/mol</w:t>
             </w:r>
           </w:p>
         </w:tc>
@@ -2594,7 +2594,7 @@
               <w:rPr>
                 <w:sz w:val="17"/>
               </w:rPr>
-              <w:t>0.0001 kcal/mol</w:t>
+              <w:t>0.0000 kcal/mol</w:t>
             </w:r>
           </w:p>
         </w:tc>
@@ -2602,7 +2602,7 @@
     </w:tbl>
     <w:p>
       <w:r>
-        <w:t>Finding: the plain fixed-point backends (numpy, numba) did NOT converge within the 3000-iteration cap on this real, noisy, multi-basin dataset. The accelerated/quasi-Newton backends (anderson, numba-anderson, lbfgs) DID converge and agree with each other to within 1.8e+00 kcal/mol — mutual agreement between independent algorithms reaching the same fixed point, the actual cross-validation signal here.</w:t>
+        <w:t>Finding: the plain fixed-point backends (numpy, numba) did NOT converge within the 3000-iteration cap on this real, noisy, multi-basin dataset. The accelerated/quasi-Newton backends (anderson, numba-anderson, lbfgs) DID converge and agree with each other to within 4.9e-01 kcal/mol — mutual agreement between independent algorithms reaching the same fixed point, the actual cross-validation signal here.</w:t>
       </w:r>
     </w:p>
     <w:p>

--- a/gareus_thermodynamic_validity_2d_rough_report.docx
+++ b/gareus_thermodynamic_validity_2d_rough_report.docx
@@ -33,7 +33,7 @@
     </w:p>
     <w:p>
       <w:r>
-        <w:t>Result: control recovers the full surface with pointwise RMS(F-V)=0.097 kcal/mol (ESS 28.1%, 66.3% of bins adequately sampled). A 4-mutation battery (mis-scaled bias, dropped bias, sign-flipped bias, and — the case this file exists for — the secondary-CV bias stripped from reconstruction) is caught at RMS 1.3-64 kcal/mol, 8x-400x the control. Real MD ran across 364 windows (87s); MBAR solved via the numba-anderson backend (pure-NumPy backends were empirically too slow at this scale — see Section 5).</w:t>
+        <w:t>Result: control recovers the full surface with pointwise RMS(F-V)=0.097 kcal/mol (ESS 28.1%, 66.3% of bins adequately sampled). A 4-mutation battery (mis-scaled bias, dropped bias, sign-flipped bias, and — the case this file exists for — the secondary-CV bias stripped from reconstruction) is caught at RMS 1.4-70.5 kcal/mol, 14x-725x the control. Real MD ran across 364 windows (252s); MBAR solved via the numba-anderson backend (pure-NumPy backends were empirically too slow at this scale — see Section 5).</w:t>
       </w:r>
     </w:p>
     <w:p>
@@ -1916,7 +1916,7 @@
               <w:rPr>
                 <w:sz w:val="17"/>
               </w:rPr>
-              <w:t>11.21s</w:t>
+              <w:t>10.99s</w:t>
             </w:r>
           </w:p>
         </w:tc>
@@ -1988,7 +1988,7 @@
               <w:rPr>
                 <w:sz w:val="17"/>
               </w:rPr>
-              <w:t>1.08s</w:t>
+              <w:t>1.07s</w:t>
             </w:r>
           </w:p>
         </w:tc>
@@ -2060,7 +2060,7 @@
               <w:rPr>
                 <w:sz w:val="17"/>
               </w:rPr>
-              <w:t>1.79s</w:t>
+              <w:t>1.68s</w:t>
             </w:r>
           </w:p>
         </w:tc>
@@ -2132,7 +2132,7 @@
               <w:rPr>
                 <w:sz w:val="17"/>
               </w:rPr>
-              <w:t>0.26s</w:t>
+              <w:t>0.25s</w:t>
             </w:r>
           </w:p>
         </w:tc>
@@ -2204,7 +2204,7 @@
               <w:rPr>
                 <w:sz w:val="17"/>
               </w:rPr>
-              <w:t>0.66s</w:t>
+              <w:t>0.67s</w:t>
             </w:r>
           </w:p>
         </w:tc>
